--- a/backend/plantillas/Hospital_Gustavo_Fricke_Mantencion Preventiva.docx
+++ b/backend/plantillas/Hospital_Gustavo_Fricke_Mantencion Preventiva.docx
@@ -5724,12 +5724,14 @@
                   <w:pPr>
                     <w:spacing w:after="0" w:line="240" w:lineRule="auto"/>
                     <w:rPr>
+                      <w:rFonts w:ascii="Segoe UI" w:eastAsia="Segoe UI" w:hAnsi="Segoe UI"/>
                       <w:sz w:val="16"/>
                       <w:szCs w:val="16"/>
                     </w:rPr>
                   </w:pPr>
                   <w:r>
                     <w:rPr>
+                      <w:rFonts w:ascii="Segoe UI" w:eastAsia="Segoe UI" w:hAnsi="Segoe UI"/>
                       <w:sz w:val="16"/>
                       <w:szCs w:val="16"/>
                     </w:rPr>
@@ -5737,6 +5739,7 @@
                   </w:r>
                   <w:r>
                     <w:rPr>
+                      <w:rFonts w:ascii="Segoe UI" w:eastAsia="Segoe UI" w:hAnsi="Segoe UI"/>
                       <w:sz w:val="16"/>
                       <w:szCs w:val="16"/>
                     </w:rPr>
